--- a/docs/scientific_article/article_1/Курский_статья_1_СТНО.docx
+++ b/docs/scientific_article/article_1/Курский_статья_1_СТНО.docx
@@ -18,7 +18,7 @@
           <w:sz w:val="20"/>
           <w:szCs w:val="20"/>
         </w:rPr>
-        <w:t xml:space="preserve">УДК 003.26; 519.72</w:t>
+        <w:t>УДК 004.056.55</w:t>
       </w:r>
     </w:p>
     <w:p>

--- a/docs/scientific_article/article_1/Курский_статья_1_СТНО.docx
+++ b/docs/scientific_article/article_1/Курский_статья_1_СТНО.docx
@@ -449,17 +449,7 @@
           <w:sz w:val="20"/>
           <w:szCs w:val="20"/>
         </w:rPr>
-        <w:t xml:space="preserve">Таблица 1. </w:t>
-      </w:r>
-      <w:r>
-        <w:rPr>
-          <w:rFonts w:ascii="Times New Roman" w:cs="Times New Roman" w:eastAsia="Times New Roman" w:hAnsi="Times New Roman"/>
-          <w:b/>
-          <w:bCs/>
-          <w:sz w:val="20"/>
-          <w:szCs w:val="20"/>
-        </w:rPr>
-        <w:t xml:space="preserve">Сравнение подходов к оценке криптостойкости</w:t>
+        <w:t>Таблица 1. Сравнение подходов к оценке криптостойкости</w:t>
       </w:r>
     </w:p>
     <w:tbl>
